--- a/docs_rules/1. AI 관리자 메뉴 구성.docx
+++ b/docs_rules/1. AI 관리자 메뉴 구성.docx
@@ -63,10 +63,18 @@
       </w:pPr>
       <w:r>
         <w:rPr>
-          <w:rStyle w:val="citation-839"/>
+          <w:rStyle w:val="citation-450"/>
+          <w:b/>
+          <w:bCs/>
         </w:rPr>
         <w:lastRenderedPageBreak/>
-        <w:t xml:space="preserve">관리자 페이지 기본 메뉴 구성안 </w:t>
+        <w:t>관리자 페이지 기본 메뉴 구성안</w:t>
+      </w:r>
+      <w:r>
+        <w:rPr>
+          <w:rStyle w:val="citation-450"/>
+        </w:rPr>
+        <w:t xml:space="preserve"> </w:t>
       </w:r>
     </w:p>
     <w:p>
@@ -75,7 +83,7 @@
       </w:pPr>
       <w:r>
         <w:rPr>
-          <w:rStyle w:val="citation-838"/>
+          <w:rStyle w:val="citation-449"/>
         </w:rPr>
         <w:t xml:space="preserve">관리자 페이지로 이동했을 때, 최고 관리자와 교사(선생님)가 공통적으로 또는 개별적으로 다루게 될 핵심 메뉴 4가지의 기능 정의입니다. </w:t>
       </w:r>
@@ -86,9 +94,17 @@
       </w:pPr>
       <w:r>
         <w:rPr>
-          <w:rStyle w:val="citation-837"/>
-        </w:rPr>
-        <w:t xml:space="preserve">① 회원 관리 </w:t>
+          <w:rStyle w:val="citation-448"/>
+          <w:b/>
+          <w:bCs/>
+        </w:rPr>
+        <w:t>① 회원 관리</w:t>
+      </w:r>
+      <w:r>
+        <w:rPr>
+          <w:rStyle w:val="citation-448"/>
+        </w:rPr>
+        <w:t xml:space="preserve"> </w:t>
       </w:r>
     </w:p>
     <w:p>
@@ -96,12 +112,12 @@
         <w:pStyle w:val="a6"/>
         <w:numPr>
           <w:ilvl w:val="0"/>
-          <w:numId w:val="3"/>
+          <w:numId w:val="7"/>
         </w:numPr>
       </w:pPr>
       <w:r>
         <w:rPr>
-          <w:rStyle w:val="citation-836"/>
+          <w:rStyle w:val="citation-447"/>
           <w:b/>
           <w:bCs/>
         </w:rPr>
@@ -109,7 +125,7 @@
       </w:r>
       <w:r>
         <w:rPr>
-          <w:rStyle w:val="citation-836"/>
+          <w:rStyle w:val="citation-447"/>
         </w:rPr>
         <w:t xml:space="preserve"> 앱에 가입한 사용자들의 정보를 확인하고 통제하는 공간입니다. </w:t>
       </w:r>
@@ -119,15 +135,22 @@
         <w:pStyle w:val="a6"/>
         <w:numPr>
           <w:ilvl w:val="0"/>
-          <w:numId w:val="3"/>
+          <w:numId w:val="7"/>
         </w:numPr>
       </w:pPr>
       <w:r>
         <w:rPr>
+          <w:rStyle w:val="citation-446"/>
           <w:b/>
           <w:bCs/>
         </w:rPr>
         <w:t>상세 역할 (최고 관리자):</w:t>
+      </w:r>
+      <w:r>
+        <w:rPr>
+          <w:rStyle w:val="citation-446"/>
+        </w:rPr>
+        <w:t xml:space="preserve"> </w:t>
       </w:r>
     </w:p>
     <w:p>
@@ -135,12 +158,12 @@
         <w:pStyle w:val="a6"/>
         <w:numPr>
           <w:ilvl w:val="1"/>
-          <w:numId w:val="3"/>
+          <w:numId w:val="7"/>
         </w:numPr>
       </w:pPr>
       <w:r>
         <w:rPr>
-          <w:rStyle w:val="citation-835"/>
+          <w:rStyle w:val="citation-445"/>
         </w:rPr>
         <w:t xml:space="preserve">최고 관리자는 전체 회원(교사, 학생)의 목록을 보고 강제 탈퇴 등의 권한을 행사할 수 있습니다. </w:t>
       </w:r>
@@ -150,14 +173,60 @@
         <w:pStyle w:val="a6"/>
         <w:numPr>
           <w:ilvl w:val="1"/>
-          <w:numId w:val="3"/>
+          <w:numId w:val="7"/>
         </w:numPr>
       </w:pPr>
       <w:r>
         <w:rPr>
-          <w:rStyle w:val="citation-834"/>
+          <w:rStyle w:val="citation-444"/>
         </w:rPr>
         <w:t xml:space="preserve">최고 관리자는 전체 회원(교사, 학생) 목록을 조회할 수 있으나, 학생 정보에 대해서는 수정 및 삭제 권한 없이 '조회'만 가능합니다. </w:t>
+      </w:r>
+    </w:p>
+    <w:p>
+      <w:pPr>
+        <w:pStyle w:val="a6"/>
+        <w:numPr>
+          <w:ilvl w:val="1"/>
+          <w:numId w:val="7"/>
+        </w:numPr>
+      </w:pPr>
+      <w:r>
+        <w:rPr>
+          <w:b/>
+          <w:bCs/>
+        </w:rPr>
+        <w:t>회원 구분 및 리스트 구성 (추가됨):</w:t>
+      </w:r>
+      <w:r>
+        <w:t xml:space="preserve"> 최고 관리자 화면에서는 '교사 리스트'와 '학생 리스트'</w:t>
+      </w:r>
+      <w:proofErr w:type="spellStart"/>
+      <w:r>
+        <w:t>를</w:t>
+      </w:r>
+      <w:proofErr w:type="spellEnd"/>
+      <w:r>
+        <w:t xml:space="preserve"> 탭(Tab)이나 필터로 명확히 구분하여 제공한다.</w:t>
+      </w:r>
+    </w:p>
+    <w:p>
+      <w:pPr>
+        <w:pStyle w:val="a6"/>
+        <w:numPr>
+          <w:ilvl w:val="1"/>
+          <w:numId w:val="7"/>
+        </w:numPr>
+      </w:pPr>
+      <w:r>
+        <w:rPr>
+          <w:b/>
+          <w:bCs/>
+        </w:rPr>
+        <w:t>학생 관리 권한 명시 (추가됨):</w:t>
+      </w:r>
+      <w:r>
+        <w:t xml:space="preserve"> 학생 리스트는 '조회' 전용이며, 수정/삭제/비밀번호 초기화 버튼은 교사와의 권한 분리를 위해 숨김(Read-only) 처리한다.</w:t>
       </w:r>
     </w:p>
     <w:p>
@@ -165,15 +234,22 @@
         <w:pStyle w:val="a6"/>
         <w:numPr>
           <w:ilvl w:val="0"/>
-          <w:numId w:val="3"/>
+          <w:numId w:val="7"/>
         </w:numPr>
       </w:pPr>
       <w:r>
         <w:rPr>
+          <w:rStyle w:val="citation-443"/>
           <w:b/>
           <w:bCs/>
         </w:rPr>
         <w:t>상세 역할 (교사):</w:t>
+      </w:r>
+      <w:r>
+        <w:rPr>
+          <w:rStyle w:val="citation-443"/>
+        </w:rPr>
+        <w:t xml:space="preserve"> </w:t>
       </w:r>
     </w:p>
     <w:p>
@@ -181,26 +257,26 @@
         <w:pStyle w:val="a6"/>
         <w:numPr>
           <w:ilvl w:val="1"/>
-          <w:numId w:val="3"/>
+          <w:numId w:val="7"/>
         </w:numPr>
       </w:pPr>
       <w:r>
         <w:rPr>
-          <w:rStyle w:val="citation-833"/>
+          <w:rStyle w:val="citation-442"/>
         </w:rPr>
         <w:t xml:space="preserve">교사는 내 반에 들어오겠다고 신청한 대기 학생들을 '승인'하거나 '거절(데이터 삭제)'할 수는 있지만, 이미 가입 승인이 완료되어 현재 내 반에 소속된 학생들을 임의로 </w:t>
       </w:r>
       <w:proofErr w:type="spellStart"/>
       <w:r>
         <w:rPr>
-          <w:rStyle w:val="citation-833"/>
+          <w:rStyle w:val="citation-442"/>
         </w:rPr>
         <w:t>탈퇴시키거나</w:t>
       </w:r>
       <w:proofErr w:type="spellEnd"/>
       <w:r>
         <w:rPr>
-          <w:rStyle w:val="citation-833"/>
+          <w:rStyle w:val="citation-442"/>
         </w:rPr>
         <w:t xml:space="preserve"> 데이터를 삭제할 권한은 절대 없습니다 (오직 목록 조회 및 관리만 가능). </w:t>
       </w:r>
@@ -210,12 +286,12 @@
         <w:pStyle w:val="a6"/>
         <w:numPr>
           <w:ilvl w:val="1"/>
-          <w:numId w:val="3"/>
+          <w:numId w:val="7"/>
         </w:numPr>
       </w:pPr>
       <w:r>
         <w:rPr>
-          <w:rStyle w:val="citation-832"/>
+          <w:rStyle w:val="citation-441"/>
         </w:rPr>
         <w:t xml:space="preserve">교사는 담당 반 학생의 가입 승인/거절을 관리하며, 학생의 비밀번호 분실 시 이를 초기화해 줄 수 있는 전용 권한을 가집니다. </w:t>
       </w:r>
@@ -226,9 +302,17 @@
       </w:pPr>
       <w:r>
         <w:rPr>
-          <w:rStyle w:val="citation-831"/>
-        </w:rPr>
-        <w:t xml:space="preserve">② 강좌 관리 (개설 등) </w:t>
+          <w:rStyle w:val="citation-440"/>
+          <w:b/>
+          <w:bCs/>
+        </w:rPr>
+        <w:t>② 강좌 관리 (개설 등)</w:t>
+      </w:r>
+      <w:r>
+        <w:rPr>
+          <w:rStyle w:val="citation-440"/>
+        </w:rPr>
+        <w:t xml:space="preserve"> </w:t>
       </w:r>
     </w:p>
     <w:p>
@@ -236,12 +320,12 @@
         <w:pStyle w:val="a6"/>
         <w:numPr>
           <w:ilvl w:val="0"/>
-          <w:numId w:val="4"/>
+          <w:numId w:val="8"/>
         </w:numPr>
       </w:pPr>
       <w:r>
         <w:rPr>
-          <w:rStyle w:val="citation-830"/>
+          <w:rStyle w:val="citation-439"/>
           <w:b/>
           <w:bCs/>
         </w:rPr>
@@ -249,7 +333,7 @@
       </w:r>
       <w:r>
         <w:rPr>
-          <w:rStyle w:val="citation-830"/>
+          <w:rStyle w:val="citation-439"/>
         </w:rPr>
         <w:t xml:space="preserve"> 학원 내에서 운영되는 수업(반) 자체를 만들고 관리하는 공간입니다. </w:t>
       </w:r>
@@ -259,12 +343,12 @@
         <w:pStyle w:val="a6"/>
         <w:numPr>
           <w:ilvl w:val="0"/>
-          <w:numId w:val="4"/>
+          <w:numId w:val="8"/>
         </w:numPr>
       </w:pPr>
       <w:r>
         <w:rPr>
-          <w:rStyle w:val="citation-829"/>
+          <w:rStyle w:val="citation-438"/>
           <w:b/>
           <w:bCs/>
         </w:rPr>
@@ -272,21 +356,21 @@
       </w:r>
       <w:r>
         <w:rPr>
-          <w:rStyle w:val="citation-829"/>
+          <w:rStyle w:val="citation-438"/>
         </w:rPr>
         <w:t xml:space="preserve"> 새로운 강좌(예: </w:t>
       </w:r>
       <w:proofErr w:type="spellStart"/>
       <w:r>
         <w:rPr>
-          <w:rStyle w:val="citation-829"/>
+          <w:rStyle w:val="citation-438"/>
         </w:rPr>
         <w:t>플러터</w:t>
       </w:r>
       <w:proofErr w:type="spellEnd"/>
       <w:r>
         <w:rPr>
-          <w:rStyle w:val="citation-829"/>
+          <w:rStyle w:val="citation-438"/>
         </w:rPr>
         <w:t xml:space="preserve"> 기초반)를 개설(등록)하고, 기존 강좌의 이름이나 설명을 수정하거나, 필요 없어진 강좌를 삭제하는 기능이 포함됩니다. </w:t>
       </w:r>
@@ -297,9 +381,17 @@
       </w:pPr>
       <w:r>
         <w:rPr>
-          <w:rStyle w:val="citation-828"/>
-        </w:rPr>
-        <w:t xml:space="preserve">③ 공지사항 </w:t>
+          <w:rStyle w:val="citation-437"/>
+          <w:b/>
+          <w:bCs/>
+        </w:rPr>
+        <w:t>③ 공지사항</w:t>
+      </w:r>
+      <w:r>
+        <w:rPr>
+          <w:rStyle w:val="citation-437"/>
+        </w:rPr>
+        <w:t xml:space="preserve"> </w:t>
       </w:r>
     </w:p>
     <w:p>
@@ -307,12 +399,12 @@
         <w:pStyle w:val="a6"/>
         <w:numPr>
           <w:ilvl w:val="0"/>
-          <w:numId w:val="5"/>
+          <w:numId w:val="9"/>
         </w:numPr>
       </w:pPr>
       <w:r>
         <w:rPr>
-          <w:rStyle w:val="citation-827"/>
+          <w:rStyle w:val="citation-436"/>
           <w:b/>
           <w:bCs/>
         </w:rPr>
@@ -320,7 +412,7 @@
       </w:r>
       <w:r>
         <w:rPr>
-          <w:rStyle w:val="citation-827"/>
+          <w:rStyle w:val="citation-436"/>
         </w:rPr>
         <w:t xml:space="preserve"> 사용자들에게 중요한 안내 사항을 전달하는 게시판 관리 공간입니다. </w:t>
       </w:r>
@@ -330,12 +422,12 @@
         <w:pStyle w:val="a6"/>
         <w:numPr>
           <w:ilvl w:val="0"/>
-          <w:numId w:val="5"/>
+          <w:numId w:val="9"/>
         </w:numPr>
       </w:pPr>
       <w:r>
         <w:rPr>
-          <w:rStyle w:val="citation-826"/>
+          <w:rStyle w:val="citation-435"/>
           <w:b/>
           <w:bCs/>
         </w:rPr>
@@ -343,7 +435,7 @@
       </w:r>
       <w:r>
         <w:rPr>
-          <w:rStyle w:val="citation-826"/>
+          <w:rStyle w:val="citation-435"/>
         </w:rPr>
         <w:t xml:space="preserve"> 최고 관리자는 앱 전체 사용자(교사, 학생 모두)가 볼 수 있는 '전체 공지사항'을 작성하고, 교사는 본인의 강좌를 듣는 학생들만 볼 수 있는 '반별 공지사항'을 등록, 수정, 삭제할 수 있습니다. </w:t>
       </w:r>
@@ -354,9 +446,18 @@
       </w:pPr>
       <w:r>
         <w:rPr>
-          <w:rStyle w:val="citation-825"/>
-        </w:rPr>
-        <w:t xml:space="preserve">④ 구직 등록 </w:t>
+          <w:rStyle w:val="citation-434"/>
+          <w:b/>
+          <w:bCs/>
+        </w:rPr>
+        <w:lastRenderedPageBreak/>
+        <w:t>④ 구직 등록</w:t>
+      </w:r>
+      <w:r>
+        <w:rPr>
+          <w:rStyle w:val="citation-434"/>
+        </w:rPr>
+        <w:t xml:space="preserve"> </w:t>
       </w:r>
     </w:p>
     <w:p>
@@ -364,12 +465,12 @@
         <w:pStyle w:val="a6"/>
         <w:numPr>
           <w:ilvl w:val="0"/>
-          <w:numId w:val="6"/>
+          <w:numId w:val="10"/>
         </w:numPr>
       </w:pPr>
       <w:r>
         <w:rPr>
-          <w:rStyle w:val="citation-824"/>
+          <w:rStyle w:val="citation-433"/>
           <w:b/>
           <w:bCs/>
         </w:rPr>
@@ -377,7 +478,7 @@
       </w:r>
       <w:r>
         <w:rPr>
-          <w:rStyle w:val="citation-824"/>
+          <w:rStyle w:val="citation-433"/>
         </w:rPr>
         <w:t xml:space="preserve"> 교사가 자신의 반을 운영하기 위해 학생을 모집하는 글을 작성하는 핵심 공간입니다. </w:t>
       </w:r>
@@ -387,23 +488,15 @@
         <w:pStyle w:val="a6"/>
         <w:numPr>
           <w:ilvl w:val="0"/>
-          <w:numId w:val="6"/>
+          <w:numId w:val="10"/>
         </w:numPr>
       </w:pPr>
       <w:r>
         <w:rPr>
-          <w:rStyle w:val="citation-823"/>
           <w:b/>
           <w:bCs/>
         </w:rPr>
-        <w:lastRenderedPageBreak/>
         <w:t>상세 역할:</w:t>
-      </w:r>
-      <w:r>
-        <w:rPr>
-          <w:rStyle w:val="citation-823"/>
-        </w:rPr>
-        <w:t xml:space="preserve"> * 교사가 모집 인원, 수업 내용, 기간 등을 적어 구직(모집) 게시물을 등록하고, 내용이 바뀌면 수정하거나 모집이 끝나면 삭제할 수 있습니다. </w:t>
       </w:r>
     </w:p>
     <w:p>
@@ -411,26 +504,34 @@
         <w:pStyle w:val="a6"/>
         <w:numPr>
           <w:ilvl w:val="1"/>
-          <w:numId w:val="6"/>
+          <w:numId w:val="10"/>
         </w:numPr>
       </w:pPr>
       <w:r>
         <w:rPr>
-          <w:rStyle w:val="citation-822"/>
-        </w:rPr>
-        <w:t xml:space="preserve">최고 관리자는 이 게시물들을 총괄하여 관리(수정/삭제)할 수 있습니다. </w:t>
+          <w:rStyle w:val="citation-432"/>
+        </w:rPr>
+        <w:t xml:space="preserve">교사가 모집 인원, 수업 내용, 기간 등을 적어 구직(모집) 게시물을 등록하고, 내용이 바뀌면 수정하거나 모집이 끝나면 삭제할 수 있습니다. </w:t>
       </w:r>
     </w:p>
     <w:p>
       <w:pPr>
-        <w:widowControl/>
-        <w:wordWrap/>
-        <w:autoSpaceDE/>
-        <w:autoSpaceDN/>
-        <w:spacing w:before="100" w:beforeAutospacing="1" w:after="100" w:afterAutospacing="1" w:line="240" w:lineRule="auto"/>
-        <w:ind w:left="1000" w:hanging="400"/>
-        <w:jc w:val="left"/>
-        <w:outlineLvl w:val="2"/>
+        <w:pStyle w:val="a6"/>
+        <w:numPr>
+          <w:ilvl w:val="1"/>
+          <w:numId w:val="10"/>
+        </w:numPr>
+      </w:pPr>
+      <w:r>
+        <w:rPr>
+          <w:rStyle w:val="citation-431"/>
+        </w:rPr>
+        <w:t xml:space="preserve">최고 관리자는 이 게시물들을 총괄하여 관리(수정/삭제)할 수 있습니다. </w:t>
+      </w:r>
+    </w:p>
+    <w:p>
+      <w:pPr>
+        <w:pStyle w:val="a6"/>
       </w:pPr>
     </w:p>
     <w:sectPr>
@@ -645,6 +746,155 @@
     </w:lvl>
   </w:abstractNum>
   <w:abstractNum w:abstractNumId="1" w15:restartNumberingAfterBreak="0">
+    <w:nsid w:val="1A253146"/>
+    <w:multiLevelType w:val="multilevel"/>
+    <w:tmpl w:val="F4749976"/>
+    <w:lvl w:ilvl="0">
+      <w:start w:val="1"/>
+      <w:numFmt w:val="bullet"/>
+      <w:lvlText w:val=""/>
+      <w:lvlJc w:val="left"/>
+      <w:pPr>
+        <w:tabs>
+          <w:tab w:val="num" w:pos="720"/>
+        </w:tabs>
+        <w:ind w:left="720" w:hanging="360"/>
+      </w:pPr>
+      <w:rPr>
+        <w:rFonts w:ascii="Symbol" w:hAnsi="Symbol" w:hint="default"/>
+        <w:sz w:val="20"/>
+      </w:rPr>
+    </w:lvl>
+    <w:lvl w:ilvl="1">
+      <w:start w:val="1"/>
+      <w:numFmt w:val="bullet"/>
+      <w:lvlText w:val="o"/>
+      <w:lvlJc w:val="left"/>
+      <w:pPr>
+        <w:tabs>
+          <w:tab w:val="num" w:pos="1440"/>
+        </w:tabs>
+        <w:ind w:left="1440" w:hanging="360"/>
+      </w:pPr>
+      <w:rPr>
+        <w:rFonts w:ascii="Courier New" w:hAnsi="Courier New" w:hint="default"/>
+        <w:sz w:val="20"/>
+      </w:rPr>
+    </w:lvl>
+    <w:lvl w:ilvl="2" w:tentative="1">
+      <w:start w:val="1"/>
+      <w:numFmt w:val="bullet"/>
+      <w:lvlText w:val=""/>
+      <w:lvlJc w:val="left"/>
+      <w:pPr>
+        <w:tabs>
+          <w:tab w:val="num" w:pos="2160"/>
+        </w:tabs>
+        <w:ind w:left="2160" w:hanging="360"/>
+      </w:pPr>
+      <w:rPr>
+        <w:rFonts w:ascii="Wingdings" w:hAnsi="Wingdings" w:hint="default"/>
+        <w:sz w:val="20"/>
+      </w:rPr>
+    </w:lvl>
+    <w:lvl w:ilvl="3" w:tentative="1">
+      <w:start w:val="1"/>
+      <w:numFmt w:val="bullet"/>
+      <w:lvlText w:val=""/>
+      <w:lvlJc w:val="left"/>
+      <w:pPr>
+        <w:tabs>
+          <w:tab w:val="num" w:pos="2880"/>
+        </w:tabs>
+        <w:ind w:left="2880" w:hanging="360"/>
+      </w:pPr>
+      <w:rPr>
+        <w:rFonts w:ascii="Wingdings" w:hAnsi="Wingdings" w:hint="default"/>
+        <w:sz w:val="20"/>
+      </w:rPr>
+    </w:lvl>
+    <w:lvl w:ilvl="4" w:tentative="1">
+      <w:start w:val="1"/>
+      <w:numFmt w:val="bullet"/>
+      <w:lvlText w:val=""/>
+      <w:lvlJc w:val="left"/>
+      <w:pPr>
+        <w:tabs>
+          <w:tab w:val="num" w:pos="3600"/>
+        </w:tabs>
+        <w:ind w:left="3600" w:hanging="360"/>
+      </w:pPr>
+      <w:rPr>
+        <w:rFonts w:ascii="Wingdings" w:hAnsi="Wingdings" w:hint="default"/>
+        <w:sz w:val="20"/>
+      </w:rPr>
+    </w:lvl>
+    <w:lvl w:ilvl="5" w:tentative="1">
+      <w:start w:val="1"/>
+      <w:numFmt w:val="bullet"/>
+      <w:lvlText w:val=""/>
+      <w:lvlJc w:val="left"/>
+      <w:pPr>
+        <w:tabs>
+          <w:tab w:val="num" w:pos="4320"/>
+        </w:tabs>
+        <w:ind w:left="4320" w:hanging="360"/>
+      </w:pPr>
+      <w:rPr>
+        <w:rFonts w:ascii="Wingdings" w:hAnsi="Wingdings" w:hint="default"/>
+        <w:sz w:val="20"/>
+      </w:rPr>
+    </w:lvl>
+    <w:lvl w:ilvl="6" w:tentative="1">
+      <w:start w:val="1"/>
+      <w:numFmt w:val="bullet"/>
+      <w:lvlText w:val=""/>
+      <w:lvlJc w:val="left"/>
+      <w:pPr>
+        <w:tabs>
+          <w:tab w:val="num" w:pos="5040"/>
+        </w:tabs>
+        <w:ind w:left="5040" w:hanging="360"/>
+      </w:pPr>
+      <w:rPr>
+        <w:rFonts w:ascii="Wingdings" w:hAnsi="Wingdings" w:hint="default"/>
+        <w:sz w:val="20"/>
+      </w:rPr>
+    </w:lvl>
+    <w:lvl w:ilvl="7" w:tentative="1">
+      <w:start w:val="1"/>
+      <w:numFmt w:val="bullet"/>
+      <w:lvlText w:val=""/>
+      <w:lvlJc w:val="left"/>
+      <w:pPr>
+        <w:tabs>
+          <w:tab w:val="num" w:pos="5760"/>
+        </w:tabs>
+        <w:ind w:left="5760" w:hanging="360"/>
+      </w:pPr>
+      <w:rPr>
+        <w:rFonts w:ascii="Wingdings" w:hAnsi="Wingdings" w:hint="default"/>
+        <w:sz w:val="20"/>
+      </w:rPr>
+    </w:lvl>
+    <w:lvl w:ilvl="8" w:tentative="1">
+      <w:start w:val="1"/>
+      <w:numFmt w:val="bullet"/>
+      <w:lvlText w:val=""/>
+      <w:lvlJc w:val="left"/>
+      <w:pPr>
+        <w:tabs>
+          <w:tab w:val="num" w:pos="6480"/>
+        </w:tabs>
+        <w:ind w:left="6480" w:hanging="360"/>
+      </w:pPr>
+      <w:rPr>
+        <w:rFonts w:ascii="Wingdings" w:hAnsi="Wingdings" w:hint="default"/>
+        <w:sz w:val="20"/>
+      </w:rPr>
+    </w:lvl>
+  </w:abstractNum>
+  <w:abstractNum w:abstractNumId="2" w15:restartNumberingAfterBreak="0">
     <w:nsid w:val="21213856"/>
     <w:multiLevelType w:val="multilevel"/>
     <w:tmpl w:val="0226E08A"/>
@@ -793,7 +1043,156 @@
       </w:rPr>
     </w:lvl>
   </w:abstractNum>
-  <w:abstractNum w:abstractNumId="2" w15:restartNumberingAfterBreak="0">
+  <w:abstractNum w:abstractNumId="3" w15:restartNumberingAfterBreak="0">
+    <w:nsid w:val="3BBC4903"/>
+    <w:multiLevelType w:val="multilevel"/>
+    <w:tmpl w:val="974E05B0"/>
+    <w:lvl w:ilvl="0">
+      <w:start w:val="1"/>
+      <w:numFmt w:val="bullet"/>
+      <w:lvlText w:val=""/>
+      <w:lvlJc w:val="left"/>
+      <w:pPr>
+        <w:tabs>
+          <w:tab w:val="num" w:pos="720"/>
+        </w:tabs>
+        <w:ind w:left="720" w:hanging="360"/>
+      </w:pPr>
+      <w:rPr>
+        <w:rFonts w:ascii="Symbol" w:hAnsi="Symbol" w:hint="default"/>
+        <w:sz w:val="20"/>
+      </w:rPr>
+    </w:lvl>
+    <w:lvl w:ilvl="1" w:tentative="1">
+      <w:start w:val="1"/>
+      <w:numFmt w:val="bullet"/>
+      <w:lvlText w:val="o"/>
+      <w:lvlJc w:val="left"/>
+      <w:pPr>
+        <w:tabs>
+          <w:tab w:val="num" w:pos="1440"/>
+        </w:tabs>
+        <w:ind w:left="1440" w:hanging="360"/>
+      </w:pPr>
+      <w:rPr>
+        <w:rFonts w:ascii="Courier New" w:hAnsi="Courier New" w:hint="default"/>
+        <w:sz w:val="20"/>
+      </w:rPr>
+    </w:lvl>
+    <w:lvl w:ilvl="2" w:tentative="1">
+      <w:start w:val="1"/>
+      <w:numFmt w:val="bullet"/>
+      <w:lvlText w:val=""/>
+      <w:lvlJc w:val="left"/>
+      <w:pPr>
+        <w:tabs>
+          <w:tab w:val="num" w:pos="2160"/>
+        </w:tabs>
+        <w:ind w:left="2160" w:hanging="360"/>
+      </w:pPr>
+      <w:rPr>
+        <w:rFonts w:ascii="Wingdings" w:hAnsi="Wingdings" w:hint="default"/>
+        <w:sz w:val="20"/>
+      </w:rPr>
+    </w:lvl>
+    <w:lvl w:ilvl="3" w:tentative="1">
+      <w:start w:val="1"/>
+      <w:numFmt w:val="bullet"/>
+      <w:lvlText w:val=""/>
+      <w:lvlJc w:val="left"/>
+      <w:pPr>
+        <w:tabs>
+          <w:tab w:val="num" w:pos="2880"/>
+        </w:tabs>
+        <w:ind w:left="2880" w:hanging="360"/>
+      </w:pPr>
+      <w:rPr>
+        <w:rFonts w:ascii="Wingdings" w:hAnsi="Wingdings" w:hint="default"/>
+        <w:sz w:val="20"/>
+      </w:rPr>
+    </w:lvl>
+    <w:lvl w:ilvl="4" w:tentative="1">
+      <w:start w:val="1"/>
+      <w:numFmt w:val="bullet"/>
+      <w:lvlText w:val=""/>
+      <w:lvlJc w:val="left"/>
+      <w:pPr>
+        <w:tabs>
+          <w:tab w:val="num" w:pos="3600"/>
+        </w:tabs>
+        <w:ind w:left="3600" w:hanging="360"/>
+      </w:pPr>
+      <w:rPr>
+        <w:rFonts w:ascii="Wingdings" w:hAnsi="Wingdings" w:hint="default"/>
+        <w:sz w:val="20"/>
+      </w:rPr>
+    </w:lvl>
+    <w:lvl w:ilvl="5" w:tentative="1">
+      <w:start w:val="1"/>
+      <w:numFmt w:val="bullet"/>
+      <w:lvlText w:val=""/>
+      <w:lvlJc w:val="left"/>
+      <w:pPr>
+        <w:tabs>
+          <w:tab w:val="num" w:pos="4320"/>
+        </w:tabs>
+        <w:ind w:left="4320" w:hanging="360"/>
+      </w:pPr>
+      <w:rPr>
+        <w:rFonts w:ascii="Wingdings" w:hAnsi="Wingdings" w:hint="default"/>
+        <w:sz w:val="20"/>
+      </w:rPr>
+    </w:lvl>
+    <w:lvl w:ilvl="6" w:tentative="1">
+      <w:start w:val="1"/>
+      <w:numFmt w:val="bullet"/>
+      <w:lvlText w:val=""/>
+      <w:lvlJc w:val="left"/>
+      <w:pPr>
+        <w:tabs>
+          <w:tab w:val="num" w:pos="5040"/>
+        </w:tabs>
+        <w:ind w:left="5040" w:hanging="360"/>
+      </w:pPr>
+      <w:rPr>
+        <w:rFonts w:ascii="Wingdings" w:hAnsi="Wingdings" w:hint="default"/>
+        <w:sz w:val="20"/>
+      </w:rPr>
+    </w:lvl>
+    <w:lvl w:ilvl="7" w:tentative="1">
+      <w:start w:val="1"/>
+      <w:numFmt w:val="bullet"/>
+      <w:lvlText w:val=""/>
+      <w:lvlJc w:val="left"/>
+      <w:pPr>
+        <w:tabs>
+          <w:tab w:val="num" w:pos="5760"/>
+        </w:tabs>
+        <w:ind w:left="5760" w:hanging="360"/>
+      </w:pPr>
+      <w:rPr>
+        <w:rFonts w:ascii="Wingdings" w:hAnsi="Wingdings" w:hint="default"/>
+        <w:sz w:val="20"/>
+      </w:rPr>
+    </w:lvl>
+    <w:lvl w:ilvl="8" w:tentative="1">
+      <w:start w:val="1"/>
+      <w:numFmt w:val="bullet"/>
+      <w:lvlText w:val=""/>
+      <w:lvlJc w:val="left"/>
+      <w:pPr>
+        <w:tabs>
+          <w:tab w:val="num" w:pos="6480"/>
+        </w:tabs>
+        <w:ind w:left="6480" w:hanging="360"/>
+      </w:pPr>
+      <w:rPr>
+        <w:rFonts w:ascii="Wingdings" w:hAnsi="Wingdings" w:hint="default"/>
+        <w:sz w:val="20"/>
+      </w:rPr>
+    </w:lvl>
+  </w:abstractNum>
+  <w:abstractNum w:abstractNumId="4" w15:restartNumberingAfterBreak="0">
     <w:nsid w:val="3C1B08FD"/>
     <w:multiLevelType w:val="multilevel"/>
     <w:tmpl w:val="16F2C2EE"/>
@@ -942,7 +1341,7 @@
       </w:rPr>
     </w:lvl>
   </w:abstractNum>
-  <w:abstractNum w:abstractNumId="3" w15:restartNumberingAfterBreak="0">
+  <w:abstractNum w:abstractNumId="5" w15:restartNumberingAfterBreak="0">
     <w:nsid w:val="3D9F4BA7"/>
     <w:multiLevelType w:val="hybridMultilevel"/>
     <w:tmpl w:val="7794E2D4"/>
@@ -1031,7 +1430,156 @@
       </w:pPr>
     </w:lvl>
   </w:abstractNum>
-  <w:abstractNum w:abstractNumId="4" w15:restartNumberingAfterBreak="0">
+  <w:abstractNum w:abstractNumId="6" w15:restartNumberingAfterBreak="0">
+    <w:nsid w:val="543F3EBF"/>
+    <w:multiLevelType w:val="multilevel"/>
+    <w:tmpl w:val="B04A95E8"/>
+    <w:lvl w:ilvl="0">
+      <w:start w:val="1"/>
+      <w:numFmt w:val="bullet"/>
+      <w:lvlText w:val=""/>
+      <w:lvlJc w:val="left"/>
+      <w:pPr>
+        <w:tabs>
+          <w:tab w:val="num" w:pos="720"/>
+        </w:tabs>
+        <w:ind w:left="720" w:hanging="360"/>
+      </w:pPr>
+      <w:rPr>
+        <w:rFonts w:ascii="Symbol" w:hAnsi="Symbol" w:hint="default"/>
+        <w:sz w:val="20"/>
+      </w:rPr>
+    </w:lvl>
+    <w:lvl w:ilvl="1">
+      <w:start w:val="1"/>
+      <w:numFmt w:val="bullet"/>
+      <w:lvlText w:val="o"/>
+      <w:lvlJc w:val="left"/>
+      <w:pPr>
+        <w:tabs>
+          <w:tab w:val="num" w:pos="1440"/>
+        </w:tabs>
+        <w:ind w:left="1440" w:hanging="360"/>
+      </w:pPr>
+      <w:rPr>
+        <w:rFonts w:ascii="Courier New" w:hAnsi="Courier New" w:hint="default"/>
+        <w:sz w:val="20"/>
+      </w:rPr>
+    </w:lvl>
+    <w:lvl w:ilvl="2" w:tentative="1">
+      <w:start w:val="1"/>
+      <w:numFmt w:val="bullet"/>
+      <w:lvlText w:val=""/>
+      <w:lvlJc w:val="left"/>
+      <w:pPr>
+        <w:tabs>
+          <w:tab w:val="num" w:pos="2160"/>
+        </w:tabs>
+        <w:ind w:left="2160" w:hanging="360"/>
+      </w:pPr>
+      <w:rPr>
+        <w:rFonts w:ascii="Wingdings" w:hAnsi="Wingdings" w:hint="default"/>
+        <w:sz w:val="20"/>
+      </w:rPr>
+    </w:lvl>
+    <w:lvl w:ilvl="3" w:tentative="1">
+      <w:start w:val="1"/>
+      <w:numFmt w:val="bullet"/>
+      <w:lvlText w:val=""/>
+      <w:lvlJc w:val="left"/>
+      <w:pPr>
+        <w:tabs>
+          <w:tab w:val="num" w:pos="2880"/>
+        </w:tabs>
+        <w:ind w:left="2880" w:hanging="360"/>
+      </w:pPr>
+      <w:rPr>
+        <w:rFonts w:ascii="Wingdings" w:hAnsi="Wingdings" w:hint="default"/>
+        <w:sz w:val="20"/>
+      </w:rPr>
+    </w:lvl>
+    <w:lvl w:ilvl="4" w:tentative="1">
+      <w:start w:val="1"/>
+      <w:numFmt w:val="bullet"/>
+      <w:lvlText w:val=""/>
+      <w:lvlJc w:val="left"/>
+      <w:pPr>
+        <w:tabs>
+          <w:tab w:val="num" w:pos="3600"/>
+        </w:tabs>
+        <w:ind w:left="3600" w:hanging="360"/>
+      </w:pPr>
+      <w:rPr>
+        <w:rFonts w:ascii="Wingdings" w:hAnsi="Wingdings" w:hint="default"/>
+        <w:sz w:val="20"/>
+      </w:rPr>
+    </w:lvl>
+    <w:lvl w:ilvl="5" w:tentative="1">
+      <w:start w:val="1"/>
+      <w:numFmt w:val="bullet"/>
+      <w:lvlText w:val=""/>
+      <w:lvlJc w:val="left"/>
+      <w:pPr>
+        <w:tabs>
+          <w:tab w:val="num" w:pos="4320"/>
+        </w:tabs>
+        <w:ind w:left="4320" w:hanging="360"/>
+      </w:pPr>
+      <w:rPr>
+        <w:rFonts w:ascii="Wingdings" w:hAnsi="Wingdings" w:hint="default"/>
+        <w:sz w:val="20"/>
+      </w:rPr>
+    </w:lvl>
+    <w:lvl w:ilvl="6" w:tentative="1">
+      <w:start w:val="1"/>
+      <w:numFmt w:val="bullet"/>
+      <w:lvlText w:val=""/>
+      <w:lvlJc w:val="left"/>
+      <w:pPr>
+        <w:tabs>
+          <w:tab w:val="num" w:pos="5040"/>
+        </w:tabs>
+        <w:ind w:left="5040" w:hanging="360"/>
+      </w:pPr>
+      <w:rPr>
+        <w:rFonts w:ascii="Wingdings" w:hAnsi="Wingdings" w:hint="default"/>
+        <w:sz w:val="20"/>
+      </w:rPr>
+    </w:lvl>
+    <w:lvl w:ilvl="7" w:tentative="1">
+      <w:start w:val="1"/>
+      <w:numFmt w:val="bullet"/>
+      <w:lvlText w:val=""/>
+      <w:lvlJc w:val="left"/>
+      <w:pPr>
+        <w:tabs>
+          <w:tab w:val="num" w:pos="5760"/>
+        </w:tabs>
+        <w:ind w:left="5760" w:hanging="360"/>
+      </w:pPr>
+      <w:rPr>
+        <w:rFonts w:ascii="Wingdings" w:hAnsi="Wingdings" w:hint="default"/>
+        <w:sz w:val="20"/>
+      </w:rPr>
+    </w:lvl>
+    <w:lvl w:ilvl="8" w:tentative="1">
+      <w:start w:val="1"/>
+      <w:numFmt w:val="bullet"/>
+      <w:lvlText w:val=""/>
+      <w:lvlJc w:val="left"/>
+      <w:pPr>
+        <w:tabs>
+          <w:tab w:val="num" w:pos="6480"/>
+        </w:tabs>
+        <w:ind w:left="6480" w:hanging="360"/>
+      </w:pPr>
+      <w:rPr>
+        <w:rFonts w:ascii="Wingdings" w:hAnsi="Wingdings" w:hint="default"/>
+        <w:sz w:val="20"/>
+      </w:rPr>
+    </w:lvl>
+  </w:abstractNum>
+  <w:abstractNum w:abstractNumId="7" w15:restartNumberingAfterBreak="0">
     <w:nsid w:val="54E75F81"/>
     <w:multiLevelType w:val="multilevel"/>
     <w:tmpl w:val="37DC4ED6"/>
@@ -1180,7 +1728,156 @@
       </w:rPr>
     </w:lvl>
   </w:abstractNum>
-  <w:abstractNum w:abstractNumId="5" w15:restartNumberingAfterBreak="0">
+  <w:abstractNum w:abstractNumId="8" w15:restartNumberingAfterBreak="0">
+    <w:nsid w:val="55235F37"/>
+    <w:multiLevelType w:val="multilevel"/>
+    <w:tmpl w:val="362C9D14"/>
+    <w:lvl w:ilvl="0">
+      <w:start w:val="1"/>
+      <w:numFmt w:val="bullet"/>
+      <w:lvlText w:val=""/>
+      <w:lvlJc w:val="left"/>
+      <w:pPr>
+        <w:tabs>
+          <w:tab w:val="num" w:pos="720"/>
+        </w:tabs>
+        <w:ind w:left="720" w:hanging="360"/>
+      </w:pPr>
+      <w:rPr>
+        <w:rFonts w:ascii="Symbol" w:hAnsi="Symbol" w:hint="default"/>
+        <w:sz w:val="20"/>
+      </w:rPr>
+    </w:lvl>
+    <w:lvl w:ilvl="1" w:tentative="1">
+      <w:start w:val="1"/>
+      <w:numFmt w:val="bullet"/>
+      <w:lvlText w:val="o"/>
+      <w:lvlJc w:val="left"/>
+      <w:pPr>
+        <w:tabs>
+          <w:tab w:val="num" w:pos="1440"/>
+        </w:tabs>
+        <w:ind w:left="1440" w:hanging="360"/>
+      </w:pPr>
+      <w:rPr>
+        <w:rFonts w:ascii="Courier New" w:hAnsi="Courier New" w:hint="default"/>
+        <w:sz w:val="20"/>
+      </w:rPr>
+    </w:lvl>
+    <w:lvl w:ilvl="2" w:tentative="1">
+      <w:start w:val="1"/>
+      <w:numFmt w:val="bullet"/>
+      <w:lvlText w:val=""/>
+      <w:lvlJc w:val="left"/>
+      <w:pPr>
+        <w:tabs>
+          <w:tab w:val="num" w:pos="2160"/>
+        </w:tabs>
+        <w:ind w:left="2160" w:hanging="360"/>
+      </w:pPr>
+      <w:rPr>
+        <w:rFonts w:ascii="Wingdings" w:hAnsi="Wingdings" w:hint="default"/>
+        <w:sz w:val="20"/>
+      </w:rPr>
+    </w:lvl>
+    <w:lvl w:ilvl="3" w:tentative="1">
+      <w:start w:val="1"/>
+      <w:numFmt w:val="bullet"/>
+      <w:lvlText w:val=""/>
+      <w:lvlJc w:val="left"/>
+      <w:pPr>
+        <w:tabs>
+          <w:tab w:val="num" w:pos="2880"/>
+        </w:tabs>
+        <w:ind w:left="2880" w:hanging="360"/>
+      </w:pPr>
+      <w:rPr>
+        <w:rFonts w:ascii="Wingdings" w:hAnsi="Wingdings" w:hint="default"/>
+        <w:sz w:val="20"/>
+      </w:rPr>
+    </w:lvl>
+    <w:lvl w:ilvl="4" w:tentative="1">
+      <w:start w:val="1"/>
+      <w:numFmt w:val="bullet"/>
+      <w:lvlText w:val=""/>
+      <w:lvlJc w:val="left"/>
+      <w:pPr>
+        <w:tabs>
+          <w:tab w:val="num" w:pos="3600"/>
+        </w:tabs>
+        <w:ind w:left="3600" w:hanging="360"/>
+      </w:pPr>
+      <w:rPr>
+        <w:rFonts w:ascii="Wingdings" w:hAnsi="Wingdings" w:hint="default"/>
+        <w:sz w:val="20"/>
+      </w:rPr>
+    </w:lvl>
+    <w:lvl w:ilvl="5" w:tentative="1">
+      <w:start w:val="1"/>
+      <w:numFmt w:val="bullet"/>
+      <w:lvlText w:val=""/>
+      <w:lvlJc w:val="left"/>
+      <w:pPr>
+        <w:tabs>
+          <w:tab w:val="num" w:pos="4320"/>
+        </w:tabs>
+        <w:ind w:left="4320" w:hanging="360"/>
+      </w:pPr>
+      <w:rPr>
+        <w:rFonts w:ascii="Wingdings" w:hAnsi="Wingdings" w:hint="default"/>
+        <w:sz w:val="20"/>
+      </w:rPr>
+    </w:lvl>
+    <w:lvl w:ilvl="6" w:tentative="1">
+      <w:start w:val="1"/>
+      <w:numFmt w:val="bullet"/>
+      <w:lvlText w:val=""/>
+      <w:lvlJc w:val="left"/>
+      <w:pPr>
+        <w:tabs>
+          <w:tab w:val="num" w:pos="5040"/>
+        </w:tabs>
+        <w:ind w:left="5040" w:hanging="360"/>
+      </w:pPr>
+      <w:rPr>
+        <w:rFonts w:ascii="Wingdings" w:hAnsi="Wingdings" w:hint="default"/>
+        <w:sz w:val="20"/>
+      </w:rPr>
+    </w:lvl>
+    <w:lvl w:ilvl="7" w:tentative="1">
+      <w:start w:val="1"/>
+      <w:numFmt w:val="bullet"/>
+      <w:lvlText w:val=""/>
+      <w:lvlJc w:val="left"/>
+      <w:pPr>
+        <w:tabs>
+          <w:tab w:val="num" w:pos="5760"/>
+        </w:tabs>
+        <w:ind w:left="5760" w:hanging="360"/>
+      </w:pPr>
+      <w:rPr>
+        <w:rFonts w:ascii="Wingdings" w:hAnsi="Wingdings" w:hint="default"/>
+        <w:sz w:val="20"/>
+      </w:rPr>
+    </w:lvl>
+    <w:lvl w:ilvl="8" w:tentative="1">
+      <w:start w:val="1"/>
+      <w:numFmt w:val="bullet"/>
+      <w:lvlText w:val=""/>
+      <w:lvlJc w:val="left"/>
+      <w:pPr>
+        <w:tabs>
+          <w:tab w:val="num" w:pos="6480"/>
+        </w:tabs>
+        <w:ind w:left="6480" w:hanging="360"/>
+      </w:pPr>
+      <w:rPr>
+        <w:rFonts w:ascii="Wingdings" w:hAnsi="Wingdings" w:hint="default"/>
+        <w:sz w:val="20"/>
+      </w:rPr>
+    </w:lvl>
+  </w:abstractNum>
+  <w:abstractNum w:abstractNumId="9" w15:restartNumberingAfterBreak="0">
     <w:nsid w:val="5F4476D4"/>
     <w:multiLevelType w:val="multilevel"/>
     <w:tmpl w:val="09F679F2"/>
@@ -1330,22 +2027,34 @@
     </w:lvl>
   </w:abstractNum>
   <w:num w:numId="1">
-    <w:abstractNumId w:val="3"/>
+    <w:abstractNumId w:val="5"/>
   </w:num>
   <w:num w:numId="2">
-    <w:abstractNumId w:val="1"/>
+    <w:abstractNumId w:val="2"/>
   </w:num>
   <w:num w:numId="3">
     <w:abstractNumId w:val="0"/>
   </w:num>
   <w:num w:numId="4">
-    <w:abstractNumId w:val="2"/>
+    <w:abstractNumId w:val="4"/>
   </w:num>
   <w:num w:numId="5">
-    <w:abstractNumId w:val="5"/>
+    <w:abstractNumId w:val="9"/>
   </w:num>
   <w:num w:numId="6">
-    <w:abstractNumId w:val="4"/>
+    <w:abstractNumId w:val="7"/>
+  </w:num>
+  <w:num w:numId="7">
+    <w:abstractNumId w:val="1"/>
+  </w:num>
+  <w:num w:numId="8">
+    <w:abstractNumId w:val="8"/>
+  </w:num>
+  <w:num w:numId="9">
+    <w:abstractNumId w:val="3"/>
+  </w:num>
+  <w:num w:numId="10">
+    <w:abstractNumId w:val="6"/>
   </w:num>
 </w:numbering>
 </file>
@@ -1881,7 +2590,6 @@
     <w:name w:val="Normal (Web)"/>
     <w:basedOn w:val="a"/>
     <w:uiPriority w:val="99"/>
-    <w:semiHidden/>
     <w:unhideWhenUsed/>
     <w:rsid w:val="00337822"/>
     <w:pPr>
@@ -1998,6 +2706,106 @@
     <w:name w:val="citation-822"/>
     <w:basedOn w:val="a0"/>
     <w:rsid w:val="00FC661C"/>
+  </w:style>
+  <w:style w:type="character" w:customStyle="1" w:styleId="citation-450">
+    <w:name w:val="citation-450"/>
+    <w:basedOn w:val="a0"/>
+    <w:rsid w:val="00954078"/>
+  </w:style>
+  <w:style w:type="character" w:customStyle="1" w:styleId="citation-449">
+    <w:name w:val="citation-449"/>
+    <w:basedOn w:val="a0"/>
+    <w:rsid w:val="00954078"/>
+  </w:style>
+  <w:style w:type="character" w:customStyle="1" w:styleId="citation-448">
+    <w:name w:val="citation-448"/>
+    <w:basedOn w:val="a0"/>
+    <w:rsid w:val="00954078"/>
+  </w:style>
+  <w:style w:type="character" w:customStyle="1" w:styleId="citation-447">
+    <w:name w:val="citation-447"/>
+    <w:basedOn w:val="a0"/>
+    <w:rsid w:val="00954078"/>
+  </w:style>
+  <w:style w:type="character" w:customStyle="1" w:styleId="citation-446">
+    <w:name w:val="citation-446"/>
+    <w:basedOn w:val="a0"/>
+    <w:rsid w:val="00954078"/>
+  </w:style>
+  <w:style w:type="character" w:customStyle="1" w:styleId="citation-445">
+    <w:name w:val="citation-445"/>
+    <w:basedOn w:val="a0"/>
+    <w:rsid w:val="00954078"/>
+  </w:style>
+  <w:style w:type="character" w:customStyle="1" w:styleId="citation-444">
+    <w:name w:val="citation-444"/>
+    <w:basedOn w:val="a0"/>
+    <w:rsid w:val="00954078"/>
+  </w:style>
+  <w:style w:type="character" w:customStyle="1" w:styleId="citation-443">
+    <w:name w:val="citation-443"/>
+    <w:basedOn w:val="a0"/>
+    <w:rsid w:val="00954078"/>
+  </w:style>
+  <w:style w:type="character" w:customStyle="1" w:styleId="citation-442">
+    <w:name w:val="citation-442"/>
+    <w:basedOn w:val="a0"/>
+    <w:rsid w:val="00954078"/>
+  </w:style>
+  <w:style w:type="character" w:customStyle="1" w:styleId="citation-441">
+    <w:name w:val="citation-441"/>
+    <w:basedOn w:val="a0"/>
+    <w:rsid w:val="00954078"/>
+  </w:style>
+  <w:style w:type="character" w:customStyle="1" w:styleId="citation-440">
+    <w:name w:val="citation-440"/>
+    <w:basedOn w:val="a0"/>
+    <w:rsid w:val="00954078"/>
+  </w:style>
+  <w:style w:type="character" w:customStyle="1" w:styleId="citation-439">
+    <w:name w:val="citation-439"/>
+    <w:basedOn w:val="a0"/>
+    <w:rsid w:val="00954078"/>
+  </w:style>
+  <w:style w:type="character" w:customStyle="1" w:styleId="citation-438">
+    <w:name w:val="citation-438"/>
+    <w:basedOn w:val="a0"/>
+    <w:rsid w:val="00954078"/>
+  </w:style>
+  <w:style w:type="character" w:customStyle="1" w:styleId="citation-437">
+    <w:name w:val="citation-437"/>
+    <w:basedOn w:val="a0"/>
+    <w:rsid w:val="00954078"/>
+  </w:style>
+  <w:style w:type="character" w:customStyle="1" w:styleId="citation-436">
+    <w:name w:val="citation-436"/>
+    <w:basedOn w:val="a0"/>
+    <w:rsid w:val="00954078"/>
+  </w:style>
+  <w:style w:type="character" w:customStyle="1" w:styleId="citation-435">
+    <w:name w:val="citation-435"/>
+    <w:basedOn w:val="a0"/>
+    <w:rsid w:val="00954078"/>
+  </w:style>
+  <w:style w:type="character" w:customStyle="1" w:styleId="citation-434">
+    <w:name w:val="citation-434"/>
+    <w:basedOn w:val="a0"/>
+    <w:rsid w:val="00954078"/>
+  </w:style>
+  <w:style w:type="character" w:customStyle="1" w:styleId="citation-433">
+    <w:name w:val="citation-433"/>
+    <w:basedOn w:val="a0"/>
+    <w:rsid w:val="00954078"/>
+  </w:style>
+  <w:style w:type="character" w:customStyle="1" w:styleId="citation-432">
+    <w:name w:val="citation-432"/>
+    <w:basedOn w:val="a0"/>
+    <w:rsid w:val="00954078"/>
+  </w:style>
+  <w:style w:type="character" w:customStyle="1" w:styleId="citation-431">
+    <w:name w:val="citation-431"/>
+    <w:basedOn w:val="a0"/>
+    <w:rsid w:val="00954078"/>
   </w:style>
 </w:styles>
 </file>
